--- a/curriculos/Curriculo 115-03/microcurriculos/II SEMESTRE/1155203_Fisica_Mecanica.docx
+++ b/curriculos/Curriculo 115-03/microcurriculos/II SEMESTRE/1155203_Fisica_Mecanica.docx
@@ -620,7 +620,7 @@
                 <w:szCs w:val="16"/>
                 <w:rtl w:val="0"/>
               </w:rPr>
-              <w:t xml:space="preserve">2</w:t>
+              <w:t xml:space="preserve">II</w:t>
             </w:r>
           </w:p>
         </w:tc>
